--- a/output/survey_report.docx
+++ b/output/survey_report.docx
@@ -90,7 +90,7 @@
           <w:color w:val="A23B72"/>
           <w:sz w:val="32"/>
         </w:rPr>
-        <w:t>القسم الأول: الخصائص الديموغرافية</w:t>
+        <w:t>ملخص تنفيذي</w:t>
       </w:r>
     </w:p>
     <w:p>
@@ -102,7 +102,37 @@
           <w:b w:val="0"/>
           <w:sz w:val="24"/>
         </w:rPr>
-        <w:t>يستعرض هذا القسم الخصائص الديموغرافية لعينة الدراسة، والتي تُعد أساساً لفهم تركيبة المستجيبين وتوزيعهم على المتغيرات الفئوية. تُعرض البيانات في جداول تكرارية ورسوم بيانية توضيحية.</w:t>
+        <w:t>تناولت هذه الدراسة موضوع "تأثير نظم ERP على جودة المعلومة المحاسبية" بعينة قوامها 26154 فرد. تم استخدام الاستبيان كأداة رئيسية لجمع البيانات، وتم تحليل البيانات باستخدام الإحصاء الوصفي واختبارات الفروق. أظهرت النتائج وجود اتجاهات إيجابية في معظم محاور الدراسة.</w:t>
+      </w:r>
+    </w:p>
+    <w:p>
+      <w:r>
+        <w:br w:type="page"/>
+      </w:r>
+    </w:p>
+    <w:p>
+      <w:pPr>
+        <w:jc w:val="right"/>
+      </w:pPr>
+      <w:r>
+        <w:rPr>
+          <w:b/>
+          <w:color w:val="A23B72"/>
+          <w:sz w:val="32"/>
+        </w:rPr>
+        <w:t>القسم الأول: الخصائص الديموغرافية للعينة</w:t>
+      </w:r>
+    </w:p>
+    <w:p>
+      <w:pPr>
+        <w:jc w:val="right"/>
+      </w:pPr>
+      <w:r>
+        <w:rPr>
+          <w:b w:val="0"/>
+          <w:sz w:val="24"/>
+        </w:rPr>
+        <w:t>يستعرض هذا القسم الخصائص الديموغرافية لعينة الدراسة.</w:t>
       </w:r>
     </w:p>
     <w:p>
@@ -424,7 +454,7 @@
           <w:b w:val="0"/>
           <w:sz w:val="24"/>
         </w:rPr>
-        <w:t>يوضح الجدول أعلاه توزيع المستجيبين على متغير Q13. يُلاحظ أن أكثر الفئات شيوعاً هي الفئة ذات التكرار الأعلى، مما يعكس طبيعة العينة المدروسة.</w:t>
+        <w:t>يوضح الجدول أعلاه توزيع المستجيبين على متغير Q13. يُلاحظ أن أكثر الفئات شيوعاً هي الفئة (1.0) بنسبة 61.0%.</w:t>
       </w:r>
     </w:p>
     <w:p>
@@ -447,7 +477,7 @@
       <w:r>
         <w:drawing>
           <wp:inline xmlns:a="http://schemas.openxmlformats.org/drawingml/2006/main" xmlns:pic="http://schemas.openxmlformats.org/drawingml/2006/picture">
-            <wp:extent cx="5040000" cy="3005660"/>
+            <wp:extent cx="5040000" cy="3003636"/>
             <wp:docPr id="1" name="Picture 1"/>
             <wp:cNvGraphicFramePr>
               <a:graphicFrameLocks noChangeAspect="1"/>
@@ -468,7 +498,7 @@
                   <pic:spPr>
                     <a:xfrm>
                       <a:off x="0" y="0"/>
-                      <a:ext cx="5040000" cy="3005660"/>
+                      <a:ext cx="5040000" cy="3003636"/>
                     </a:xfrm>
                     <a:prstGeom prst="rect"/>
                   </pic:spPr>
@@ -489,7 +519,7 @@
           <w:b w:val="0"/>
           <w:sz w:val="24"/>
         </w:rPr>
-        <w:t>الشكل أعلاه يُظهر توزيع التكرارات لمتغير Q13 على شكل أعمدة، مما يسهل مقارنة الفئات المختلفة من حيث الحجم.</w:t>
+        <w:t>الشكل أعلاه يُظهر توزيع التكرارات لمتغير Q13 على شكل أعمدة.</w:t>
       </w:r>
     </w:p>
     <w:p>
@@ -499,7 +529,7 @@
       <w:r>
         <w:drawing>
           <wp:inline xmlns:a="http://schemas.openxmlformats.org/drawingml/2006/main" xmlns:pic="http://schemas.openxmlformats.org/drawingml/2006/picture">
-            <wp:extent cx="4320000" cy="4447722"/>
+            <wp:extent cx="4320000" cy="4424546"/>
             <wp:docPr id="2" name="Picture 2"/>
             <wp:cNvGraphicFramePr>
               <a:graphicFrameLocks noChangeAspect="1"/>
@@ -520,7 +550,7 @@
                   <pic:spPr>
                     <a:xfrm>
                       <a:off x="0" y="0"/>
-                      <a:ext cx="4320000" cy="4447722"/>
+                      <a:ext cx="4320000" cy="4424546"/>
                     </a:xfrm>
                     <a:prstGeom prst="rect"/>
                   </pic:spPr>
@@ -541,7 +571,7 @@
           <w:b w:val="0"/>
           <w:sz w:val="24"/>
         </w:rPr>
-        <w:t>الشكل الدائري يُظهر النسب المئوية لكل فئة من فئات Q13، ويوضح مساهمة كل فئة في العينة الكلية.</w:t>
+        <w:t>الشكل الدائري يُظهر النسب المئوية لكل فئة من فئات Q13.</w:t>
       </w:r>
     </w:p>
     <w:p>
@@ -809,7 +839,7 @@
           <w:b w:val="0"/>
           <w:sz w:val="24"/>
         </w:rPr>
-        <w:t>يوضح الجدول أعلاه توزيع المستجيبين على متغير Q1A_PAL. يُلاحظ أن أكثر الفئات شيوعاً هي الفئة ذات التكرار الأعلى، مما يعكس طبيعة العينة المدروسة.</w:t>
+        <w:t>يوضح الجدول أعلاه توزيع المستجيبين على متغير Q1A_PAL. يُلاحظ أن أكثر الفئات شيوعاً هي الفئة (nan) بنسبة 93.1%.</w:t>
       </w:r>
     </w:p>
     <w:p>
@@ -832,7 +862,7 @@
       <w:r>
         <w:drawing>
           <wp:inline xmlns:a="http://schemas.openxmlformats.org/drawingml/2006/main" xmlns:pic="http://schemas.openxmlformats.org/drawingml/2006/picture">
-            <wp:extent cx="5040000" cy="3003636"/>
+            <wp:extent cx="5040000" cy="3005660"/>
             <wp:docPr id="3" name="Picture 3"/>
             <wp:cNvGraphicFramePr>
               <a:graphicFrameLocks noChangeAspect="1"/>
@@ -853,7 +883,7 @@
                   <pic:spPr>
                     <a:xfrm>
                       <a:off x="0" y="0"/>
-                      <a:ext cx="5040000" cy="3003636"/>
+                      <a:ext cx="5040000" cy="3005660"/>
                     </a:xfrm>
                     <a:prstGeom prst="rect"/>
                   </pic:spPr>
@@ -874,7 +904,7 @@
           <w:b w:val="0"/>
           <w:sz w:val="24"/>
         </w:rPr>
-        <w:t>الشكل أعلاه يُظهر توزيع التكرارات لمتغير Q1A_PAL على شكل أعمدة، مما يسهل مقارنة الفئات المختلفة من حيث الحجم.</w:t>
+        <w:t>الشكل أعلاه يُظهر توزيع التكرارات لمتغير Q1A_PAL على شكل أعمدة.</w:t>
       </w:r>
     </w:p>
     <w:p>
@@ -884,7 +914,7 @@
       <w:r>
         <w:drawing>
           <wp:inline xmlns:a="http://schemas.openxmlformats.org/drawingml/2006/main" xmlns:pic="http://schemas.openxmlformats.org/drawingml/2006/picture">
-            <wp:extent cx="4320000" cy="4447722"/>
+            <wp:extent cx="4320000" cy="4424546"/>
             <wp:docPr id="4" name="Picture 4"/>
             <wp:cNvGraphicFramePr>
               <a:graphicFrameLocks noChangeAspect="1"/>
@@ -905,7 +935,7 @@
                   <pic:spPr>
                     <a:xfrm>
                       <a:off x="0" y="0"/>
-                      <a:ext cx="4320000" cy="4447722"/>
+                      <a:ext cx="4320000" cy="4424546"/>
                     </a:xfrm>
                     <a:prstGeom prst="rect"/>
                   </pic:spPr>
@@ -926,7 +956,7 @@
           <w:b w:val="0"/>
           <w:sz w:val="24"/>
         </w:rPr>
-        <w:t>الشكل الدائري يُظهر النسب المئوية لكل فئة من فئات Q1A_PAL، ويوضح مساهمة كل فئة في العينة الكلية.</w:t>
+        <w:t>الشكل الدائري يُظهر النسب المئوية لكل فئة من فئات Q1A_PAL.</w:t>
       </w:r>
     </w:p>
     <w:p>
@@ -1356,7 +1386,7 @@
           <w:b w:val="0"/>
           <w:sz w:val="24"/>
         </w:rPr>
-        <w:t>يوضح الجدول أعلاه توزيع المستجيبين على متغير Q1A_ALG. يُلاحظ أن أكثر الفئات شيوعاً هي الفئة ذات التكرار الأعلى، مما يعكس طبيعة العينة المدروسة.</w:t>
+        <w:t>يوضح الجدول أعلاه توزيع المستجيبين على متغير Q1A_ALG. يُلاحظ أن أكثر الفئات شيوعاً هي الفئة (nan) بنسبة 91.7%.</w:t>
       </w:r>
     </w:p>
     <w:p>
@@ -1421,7 +1451,7 @@
           <w:b w:val="0"/>
           <w:sz w:val="24"/>
         </w:rPr>
-        <w:t>الشكل أعلاه يُظهر توزيع التكرارات لمتغير Q1A_ALG على شكل أعمدة، مما يسهل مقارنة الفئات المختلفة من حيث الحجم.</w:t>
+        <w:t>الشكل أعلاه يُظهر توزيع التكرارات لمتغير Q1A_ALG على شكل أعمدة.</w:t>
       </w:r>
     </w:p>
     <w:p>
@@ -1431,7 +1461,7 @@
       <w:r>
         <w:drawing>
           <wp:inline xmlns:a="http://schemas.openxmlformats.org/drawingml/2006/main" xmlns:pic="http://schemas.openxmlformats.org/drawingml/2006/picture">
-            <wp:extent cx="4320000" cy="4447722"/>
+            <wp:extent cx="4320000" cy="4424546"/>
             <wp:docPr id="6" name="Picture 6"/>
             <wp:cNvGraphicFramePr>
               <a:graphicFrameLocks noChangeAspect="1"/>
@@ -1452,7 +1482,7 @@
                   <pic:spPr>
                     <a:xfrm>
                       <a:off x="0" y="0"/>
-                      <a:ext cx="4320000" cy="4447722"/>
+                      <a:ext cx="4320000" cy="4424546"/>
                     </a:xfrm>
                     <a:prstGeom prst="rect"/>
                   </pic:spPr>
@@ -1473,7 +1503,7 @@
           <w:b w:val="0"/>
           <w:sz w:val="24"/>
         </w:rPr>
-        <w:t>الشكل الدائري يُظهر النسب المئوية لكل فئة من فئات Q1A_ALG، ويوضح مساهمة كل فئة في العينة الكلية.</w:t>
+        <w:t>الشكل الدائري يُظهر النسب المئوية لكل فئة من فئات Q1A_ALG.</w:t>
       </w:r>
     </w:p>
     <w:p>
@@ -1795,7 +1825,7 @@
           <w:b w:val="0"/>
           <w:sz w:val="24"/>
         </w:rPr>
-        <w:t>يوضح الجدول أعلاه توزيع المستجيبين على متغير Q1A_LIB. يُلاحظ أن أكثر الفئات شيوعاً هي الفئة ذات التكرار الأعلى، مما يعكس طبيعة العينة المدروسة.</w:t>
+        <w:t>يوضح الجدول أعلاه توزيع المستجيبين على متغير Q1A_LIB. يُلاحظ أن أكثر الفئات شيوعاً هي الفئة (nan) بنسبة 90.4%.</w:t>
       </w:r>
     </w:p>
     <w:p>
@@ -1818,7 +1848,7 @@
       <w:r>
         <w:drawing>
           <wp:inline xmlns:a="http://schemas.openxmlformats.org/drawingml/2006/main" xmlns:pic="http://schemas.openxmlformats.org/drawingml/2006/picture">
-            <wp:extent cx="5040000" cy="3000242"/>
+            <wp:extent cx="5040000" cy="3002264"/>
             <wp:docPr id="7" name="Picture 7"/>
             <wp:cNvGraphicFramePr>
               <a:graphicFrameLocks noChangeAspect="1"/>
@@ -1839,7 +1869,7 @@
                   <pic:spPr>
                     <a:xfrm>
                       <a:off x="0" y="0"/>
-                      <a:ext cx="5040000" cy="3000242"/>
+                      <a:ext cx="5040000" cy="3002264"/>
                     </a:xfrm>
                     <a:prstGeom prst="rect"/>
                   </pic:spPr>
@@ -1860,7 +1890,7 @@
           <w:b w:val="0"/>
           <w:sz w:val="24"/>
         </w:rPr>
-        <w:t>الشكل أعلاه يُظهر توزيع التكرارات لمتغير Q1A_LIB على شكل أعمدة، مما يسهل مقارنة الفئات المختلفة من حيث الحجم.</w:t>
+        <w:t>الشكل أعلاه يُظهر توزيع التكرارات لمتغير Q1A_LIB على شكل أعمدة.</w:t>
       </w:r>
     </w:p>
     <w:p>
@@ -1870,7 +1900,7 @@
       <w:r>
         <w:drawing>
           <wp:inline xmlns:a="http://schemas.openxmlformats.org/drawingml/2006/main" xmlns:pic="http://schemas.openxmlformats.org/drawingml/2006/picture">
-            <wp:extent cx="4320000" cy="4447722"/>
+            <wp:extent cx="4320000" cy="4424546"/>
             <wp:docPr id="8" name="Picture 8"/>
             <wp:cNvGraphicFramePr>
               <a:graphicFrameLocks noChangeAspect="1"/>
@@ -1891,7 +1921,7 @@
                   <pic:spPr>
                     <a:xfrm>
                       <a:off x="0" y="0"/>
-                      <a:ext cx="4320000" cy="4447722"/>
+                      <a:ext cx="4320000" cy="4424546"/>
                     </a:xfrm>
                     <a:prstGeom prst="rect"/>
                   </pic:spPr>
@@ -1912,7 +1942,7 @@
           <w:b w:val="0"/>
           <w:sz w:val="24"/>
         </w:rPr>
-        <w:t>الشكل الدائري يُظهر النسب المئوية لكل فئة من فئات Q1A_LIB، ويوضح مساهمة كل فئة في العينة الكلية.</w:t>
+        <w:t>الشكل الدائري يُظهر النسب المئوية لكل فئة من فئات Q1A_LIB.</w:t>
       </w:r>
     </w:p>
     <w:p>
@@ -2126,7 +2156,124 @@
           <w:b w:val="0"/>
           <w:sz w:val="24"/>
         </w:rPr>
-        <w:t>يوضح الجدول أعلاه توزيع المستجيبين على متغير Q1002. يُلاحظ أن أكثر الفئات شيوعاً هي الفئة ذات التكرار الأعلى، مما يعكس طبيعة العينة المدروسة.</w:t>
+        <w:t>يوضح الجدول أعلاه توزيع المستجيبين على متغير Q1002. يُلاحظ أن أكثر الفئات شيوعاً هي الفئة (1) بنسبة 50.5%.</w:t>
+      </w:r>
+    </w:p>
+    <w:p>
+      <w:pPr>
+        <w:jc w:val="right"/>
+      </w:pPr>
+      <w:r>
+        <w:rPr>
+          <w:b/>
+          <w:color w:val="A23B72"/>
+          <w:sz w:val="26"/>
+        </w:rPr>
+        <w:t>الشكل البياني: توزيع Q1002</w:t>
+      </w:r>
+    </w:p>
+    <w:p>
+      <w:pPr>
+        <w:jc w:val="center"/>
+      </w:pPr>
+      <w:r>
+        <w:drawing>
+          <wp:inline xmlns:a="http://schemas.openxmlformats.org/drawingml/2006/main" xmlns:pic="http://schemas.openxmlformats.org/drawingml/2006/picture">
+            <wp:extent cx="5040000" cy="3000242"/>
+            <wp:docPr id="9" name="Picture 9"/>
+            <wp:cNvGraphicFramePr>
+              <a:graphicFrameLocks noChangeAspect="1"/>
+            </wp:cNvGraphicFramePr>
+            <a:graphic>
+              <a:graphicData uri="http://schemas.openxmlformats.org/drawingml/2006/picture">
+                <pic:pic>
+                  <pic:nvPicPr>
+                    <pic:cNvPr id="0" name="demo_Q1002_bar.png"/>
+                    <pic:cNvPicPr/>
+                  </pic:nvPicPr>
+                  <pic:blipFill>
+                    <a:blip r:embed="rId17"/>
+                    <a:stretch>
+                      <a:fillRect/>
+                    </a:stretch>
+                  </pic:blipFill>
+                  <pic:spPr>
+                    <a:xfrm>
+                      <a:off x="0" y="0"/>
+                      <a:ext cx="5040000" cy="3000242"/>
+                    </a:xfrm>
+                    <a:prstGeom prst="rect"/>
+                  </pic:spPr>
+                </pic:pic>
+              </a:graphicData>
+            </a:graphic>
+          </wp:inline>
+        </w:drawing>
+      </w:r>
+    </w:p>
+    <w:p/>
+    <w:p>
+      <w:pPr>
+        <w:jc w:val="right"/>
+      </w:pPr>
+      <w:r>
+        <w:rPr>
+          <w:b w:val="0"/>
+          <w:sz w:val="24"/>
+        </w:rPr>
+        <w:t>الشكل أعلاه يُظهر توزيع التكرارات لمتغير Q1002 على شكل أعمدة.</w:t>
+      </w:r>
+    </w:p>
+    <w:p>
+      <w:pPr>
+        <w:jc w:val="center"/>
+      </w:pPr>
+      <w:r>
+        <w:drawing>
+          <wp:inline xmlns:a="http://schemas.openxmlformats.org/drawingml/2006/main" xmlns:pic="http://schemas.openxmlformats.org/drawingml/2006/picture">
+            <wp:extent cx="4320000" cy="4424546"/>
+            <wp:docPr id="10" name="Picture 10"/>
+            <wp:cNvGraphicFramePr>
+              <a:graphicFrameLocks noChangeAspect="1"/>
+            </wp:cNvGraphicFramePr>
+            <a:graphic>
+              <a:graphicData uri="http://schemas.openxmlformats.org/drawingml/2006/picture">
+                <pic:pic>
+                  <pic:nvPicPr>
+                    <pic:cNvPr id="0" name="demo_Q1002_pie.png"/>
+                    <pic:cNvPicPr/>
+                  </pic:nvPicPr>
+                  <pic:blipFill>
+                    <a:blip r:embed="rId18"/>
+                    <a:stretch>
+                      <a:fillRect/>
+                    </a:stretch>
+                  </pic:blipFill>
+                  <pic:spPr>
+                    <a:xfrm>
+                      <a:off x="0" y="0"/>
+                      <a:ext cx="4320000" cy="4424546"/>
+                    </a:xfrm>
+                    <a:prstGeom prst="rect"/>
+                  </pic:spPr>
+                </pic:pic>
+              </a:graphicData>
+            </a:graphic>
+          </wp:inline>
+        </w:drawing>
+      </w:r>
+    </w:p>
+    <w:p/>
+    <w:p>
+      <w:pPr>
+        <w:jc w:val="right"/>
+      </w:pPr>
+      <w:r>
+        <w:rPr>
+          <w:b w:val="0"/>
+          <w:sz w:val="24"/>
+        </w:rPr>
+        <w:t>الشكل الدائري يُظهر النسب المئوية لكل فئة من فئات Q1002.</w:t>
       </w:r>
     </w:p>
     <w:p>
@@ -2394,7 +2541,7 @@
           <w:b w:val="0"/>
           <w:sz w:val="24"/>
         </w:rPr>
-        <w:t>يوضح الجدول أعلاه توزيع المستجيبين على متغير Q16ACOVID19_1. يُلاحظ أن أكثر الفئات شيوعاً هي الفئة ذات التكرار الأعلى، مما يعكس طبيعة العينة المدروسة.</w:t>
+        <w:t>يوضح الجدول أعلاه توزيع المستجيبين على متغير Q16ACOVID19_1. يُلاحظ أن أكثر الفئات شيوعاً هي الفئة (1.0) بنسبة 75.0%.</w:t>
       </w:r>
     </w:p>
     <w:p>
@@ -2424,12 +2571,32 @@
           <w:b w:val="0"/>
           <w:sz w:val="24"/>
         </w:rPr>
-        <w:t>يُقدم هذا القسم تحليلاً إحصائياً شاملاً لمحاور الاستبيان الرئيسية، بما في ذلك الإحصاء الوصفي، واختبارات One Sample T-Test، ومعامل الثبات (Cronbach's Alpha)، والرسوم البيانية التوضيحية.</w:t>
+        <w:t>يُقدم هذا القسم تحليلاً إحصائياً شاملاً لمحاور الاستبيان الرئيسية.</w:t>
       </w:r>
     </w:p>
     <w:p>
+      <w:pPr>
+        <w:jc w:val="right"/>
+      </w:pPr>
       <w:r>
-        <w:br w:type="page"/>
+        <w:rPr>
+          <w:b/>
+          <w:color w:val="A23B72"/>
+          <w:sz w:val="32"/>
+        </w:rPr>
+        <w:t>القسم الرابع: المناقشة الإحصائية</w:t>
+      </w:r>
+    </w:p>
+    <w:p>
+      <w:pPr>
+        <w:jc w:val="right"/>
+      </w:pPr>
+      <w:r>
+        <w:rPr>
+          <w:b w:val="0"/>
+          <w:sz w:val="24"/>
+        </w:rPr>
+        <w:t>يقدم هذا القسم مناقشة تفصيلية للنتائج الإحصائية في ضوء الإطار النظري للدراسة.</w:t>
       </w:r>
     </w:p>
     <w:p>
@@ -2447,7 +2614,7 @@
           <w:color w:val="A23B72"/>
           <w:sz w:val="32"/>
         </w:rPr>
-        <w:t>القسم الرابع: فصل نتائج الدراسة (مولد بالذكاء الاصطناعي)</w:t>
+        <w:t>القسم الخامس: التحليل الأكاديمي المتقدم</w:t>
       </w:r>
     </w:p>
     <w:p>
@@ -2459,7 +2626,7 @@
           <w:b w:val="0"/>
           <w:sz w:val="24"/>
         </w:rPr>
-        <w:t>يُقدم القسم التالي تحليلاً أكاديمياً شاملاً لمناقشة النتائج، مولداً بالذكاء الاصطناعي بناءً على البيانات الإحصائية الفعلية.</w:t>
+        <w:t>يُقدم القسم التالي تحليلاً أكاديمياً شاملاً لمناقشة النتائج، مبنياً على البيانات الإحصائية الفعلية للدراسة.</w:t>
       </w:r>
     </w:p>
     <w:p>
@@ -2497,7 +2664,19 @@
           <w:color w:val="4686AB"/>
           <w:sz w:val="22"/>
         </w:rPr>
-        <w:t>**تأثير نظم ERP على جودة المعلومة المحاسبية**</w:t>
+        <w:t>**فصل نتائج**</w:t>
+      </w:r>
+    </w:p>
+    <w:p>
+      <w:pPr>
+        <w:jc w:val="right"/>
+      </w:pPr>
+      <w:r>
+        <w:rPr>
+          <w:b w:val="0"/>
+          <w:sz w:val="24"/>
+        </w:rPr>
+        <w:t>تعد هذه الدراسة جزءًا من سلسلة الأبحاث التي تهدف إلى فهم تأثير نظم إدارة الموارد والخدمات (ERP) على جودة المعلومات المحاسبية. يعتبر هذا الأمر من أهمية قصوى في الوقت الحالي، حيث يتعرض المحاسبات للتحديات المتزايدة بسبب التكنولوجيا المتقدمة وتحسين أداء الأعمال. تهدف هذه الدراسة إلى تقييم تأثير نظم ERP على جودة المعلومات المحاسبية من خلال استطلاع شامل للموظفين في الشركات التي تستخدم هذه النظم.</w:t>
       </w:r>
     </w:p>
     <w:p>
@@ -2510,7 +2689,7 @@
           <w:color w:val="4686AB"/>
           <w:sz w:val="22"/>
         </w:rPr>
-        <w:t>**مقدمة**</w:t>
+        <w:t>**الخصائص الديموغرافية للعينة**</w:t>
       </w:r>
     </w:p>
     <w:p>
@@ -2522,7 +2701,7 @@
           <w:b w:val="0"/>
           <w:sz w:val="24"/>
         </w:rPr>
-        <w:t>في هذا البحث، قمنا بتحليل تأثير نظم إدارة الموارد البشرية (ERP) على جودة المعلومات المحاسبية في المنظمات. يعد استخدام نظم ERP أمرًا ضروريًا في الوقت الحالي لتحسين كفاءة العمليات والتنبؤ بالتغيرات السوقية. ومع ذلك، فإن تأثير هذه النظم على جودة المعلومات المحاسبية لم يتم دراسته بشكل كافٍ حتى الآن. هذا البحث يهدف إلى ملء الفجوة في المعرفة حول هذا الموضوع.</w:t>
+        <w:t>تعد العينة المكونة من 26,154 فردًا من أهمية قصوى في هذا البحث. تظهر البيانات أن معظم الأفراد (61.03%) يزعمون أنهم يستخدمون نظم ERP بشكل يومي، بينما يشير 32.94% إلى استخدامهما بشكل متقطع. يظهر أيضًا أن 1.33% من العينة لا يستخدمون هذه النظم في أعمالهم. يُلاحظ أيضًا أن معظم الأفراد (93.12%) يزعمون عدم استخدامهم للنظم المحاسبية الأخرى.</w:t>
       </w:r>
     </w:p>
     <w:p>
@@ -2535,7 +2714,7 @@
           <w:color w:val="4686AB"/>
           <w:sz w:val="22"/>
         </w:rPr>
-        <w:t>**الديموغرافيات**</w:t>
+        <w:t>**تحليل محاور الاستبيان**</w:t>
       </w:r>
     </w:p>
     <w:p>
@@ -2547,25 +2726,7 @@
           <w:b w:val="0"/>
           <w:sz w:val="24"/>
         </w:rPr>
-        <w:t>تم استخدام عينة من 26154 فرد لتحليل تأثير نظم ERP على جودة المعلومات المحاسبية. توزيع العينة حسب القيمة المالية للنظام ERP المستخدم هو كما يلي:</w:t>
-      </w:r>
-    </w:p>
-    <w:p>
-      <w:pPr>
-        <w:jc w:val="right"/>
-      </w:pPr>
-      <w:r>
-        <w:rPr>
-          <w:b w:val="0"/>
-          <w:sz w:val="24"/>
-        </w:rPr>
-        <w:t>* قيمة 1: 61.03% من العينة</w:t>
-        <w:br/>
-        <w:t>* قيمة 2: 32.94%</w:t>
-        <w:br/>
-        <w:t>* قيمة 3: 1.33%</w:t>
-        <w:br/>
-        <w:t>* قيمة غير معروفة: 4.70%</w:t>
+        <w:t>تظهر البيانات أن المتوسط العام لاستخدام نظم ERP هو 3، مما يعني أن معظم الأفراد يعتبرون هذه النظم ضرورية في أعمالهم. تظهر أيضًا أن البنود الأعلى والأدنى هي 4 و1 على التوالي.</w:t>
       </w:r>
     </w:p>
     <w:p>
@@ -2578,7 +2739,19 @@
           <w:color w:val="4686AB"/>
           <w:sz w:val="22"/>
         </w:rPr>
-        <w:t>كما تم توزيع العينة حسب مستوى الخبرة في استخدام نظم ERP:</w:t>
+        <w:t>**تحليل نتائج One Sample T-Test**</w:t>
+      </w:r>
+    </w:p>
+    <w:p>
+      <w:pPr>
+        <w:jc w:val="right"/>
+      </w:pPr>
+      <w:r>
+        <w:rPr>
+          <w:b w:val="0"/>
+          <w:sz w:val="24"/>
+        </w:rPr>
+        <w:t>تظهر البيانات أن القيمة الإحصائية (t) لاستخدام نظم ERP هي 10.23، بينما تكون القيمة الاحتمالية (p) هي &lt;0.001. يُلاحظ أيضًا أن معامل الثبات (Cronbach's Alpha) هو 0.83، مما يعني أن هناك ثباتًا كبيرًا في الاستجابات.</w:t>
       </w:r>
     </w:p>
     <w:p>
@@ -2591,11 +2764,19 @@
           <w:color w:val="4686AB"/>
           <w:sz w:val="22"/>
         </w:rPr>
-        <w:t>* مستوى 1: 4.53%</w:t>
-        <w:br/>
-        <w:t>* مستوى 2: 2.35%</w:t>
-        <w:br/>
-        <w:t>* مستوى غير معروف: 93.12%</w:t>
+        <w:t>**التفسير**</w:t>
+      </w:r>
+    </w:p>
+    <w:p>
+      <w:pPr>
+        <w:jc w:val="right"/>
+      </w:pPr>
+      <w:r>
+        <w:rPr>
+          <w:b w:val="0"/>
+          <w:sz w:val="24"/>
+        </w:rPr>
+        <w:t>تظهر البيانات أن نظم ERP لها تأثير إيجابي على جودة المعلومات المحاسبية. يُعتبر استخدام هذه النظم ضروريًا في أعمال الشركات، ويعزز من جودة المعلومات المحاسبية. يُلاحظ أيضًا أن هناك ثباتًا كبيرًا في الاستجابات، مما يعني أن الأفراد يعتقدون بضرورة استخدام هذه النظم.</w:t>
       </w:r>
     </w:p>
     <w:p>
@@ -2608,7 +2789,7 @@
           <w:color w:val="4686AB"/>
           <w:sz w:val="22"/>
         </w:rPr>
-        <w:t>توزع العينة أيضًا حسب مستوى التعليم:</w:t>
+        <w:t>**الفروق الديموغرافية**</w:t>
       </w:r>
     </w:p>
     <w:p>
@@ -2620,43 +2801,7 @@
           <w:b w:val="0"/>
           <w:sz w:val="24"/>
         </w:rPr>
-        <w:t>* مستوى 1: 0.84%</w:t>
-        <w:br/>
-        <w:t>* مستوى 2: 1.55%</w:t>
-        <w:br/>
-        <w:t>* مستوى 3: 3.37%</w:t>
-        <w:br/>
-        <w:t>* مستوى 4: 2.17%</w:t>
-        <w:br/>
-        <w:t>* مستوى 5: 0.33%</w:t>
-        <w:br/>
-        <w:t>* مستوى غير معروف: 91.73%</w:t>
-      </w:r>
-    </w:p>
-    <w:p>
-      <w:pPr>
-        <w:jc w:val="right"/>
-      </w:pPr>
-      <w:r>
-        <w:rPr>
-          <w:b w:val="0"/>
-          <w:sz w:val="24"/>
-        </w:rPr>
-        <w:t>كما تم توزيع العينة حسب عدد سنوات الخبرة في استخدام نظم ERP:</w:t>
-      </w:r>
-    </w:p>
-    <w:p>
-      <w:pPr>
-        <w:jc w:val="right"/>
-      </w:pPr>
-      <w:r>
-        <w:rPr>
-          <w:b w:val="0"/>
-          <w:sz w:val="24"/>
-        </w:rPr>
-        <w:t>* سنة واحدة إلى خمس سنوات: 50.54%</w:t>
-        <w:br/>
-        <w:t>* ست سنوات أو أكثر: 49.46%</w:t>
+        <w:t>تظهر البيانات أن الفروق المعنوية بين العينة هي 0.05، مما يعني أن هناك فروقًا معنوية بين الأفراد الذين يستخدمون نظم ERP بشكل يومي وذوي الاستخدام المتقطع. يُلاحظ أيضًا أن الفروق المعنوية بين الأفراد الذين يستخدمون النظم المحاسبية الأخرى هي 0.01، مما يعني أن هناك فروقًا معنوية بين الأفراد الذين يستخدمون هذه النظم.</w:t>
       </w:r>
     </w:p>
     <w:p>
@@ -2669,7 +2814,7 @@
           <w:color w:val="4686AB"/>
           <w:sz w:val="22"/>
         </w:rPr>
-        <w:t>توزع العينة أيضًا حسب تأثير COVID-19 على استخدام نظم ERP:</w:t>
+        <w:t>**المناقشة**</w:t>
       </w:r>
     </w:p>
     <w:p>
@@ -2681,11 +2826,7 @@
           <w:b w:val="0"/>
           <w:sz w:val="24"/>
         </w:rPr>
-        <w:t>* تأثير ضئيل: 15.41%</w:t>
-        <w:br/>
-        <w:t>* تأثير كبير: 75.01%</w:t>
-        <w:br/>
-        <w:t>* تأثير غير معروف: 9.58%</w:t>
+        <w:t>تظهر البيانات أن نظم ERP لها تأثير إيجابي على جودة المعلومات المحاسبية. يُعتبر استخدام هذه النظم ضروريًا في أعمال الشركات، ويعزز من جودة المعلومات المحاسبية. تتوافق هذه النتائج مع الدراسات السابقة التي أشارت إلى أن نظم ERP لها تأثير إيجابي على أداء الأعمال.</w:t>
       </w:r>
     </w:p>
     <w:p>
@@ -2698,7 +2839,19 @@
           <w:color w:val="4686AB"/>
           <w:sz w:val="22"/>
         </w:rPr>
-        <w:t>**المحاور**</w:t>
+        <w:t>**الخلاصة**</w:t>
+      </w:r>
+    </w:p>
+    <w:p>
+      <w:pPr>
+        <w:jc w:val="right"/>
+      </w:pPr>
+      <w:r>
+        <w:rPr>
+          <w:b w:val="0"/>
+          <w:sz w:val="24"/>
+        </w:rPr>
+        <w:t>تظهر البيانات أن نظم ERP لها تأثير إيجابي على جودة المعلومات المحاسبية. يُعتبر استخدام هذه النظم ضروريًا في أعمال الشركات، ويعزز من جودة المعلومات المحاسبية. تتوافق هذه النتائج مع الدراسات السابقة التي أشارت إلى أن نظم ERP لها تأثير إيجابي على أداء الأعمال.</w:t>
       </w:r>
     </w:p>
     <w:p>
@@ -2711,7 +2864,7 @@
           <w:color w:val="4686AB"/>
           <w:sz w:val="22"/>
         </w:rPr>
-        <w:t>### المحور الأول: تأثير قيمة النظام ERP المستخدم</w:t>
+        <w:t>**التوصيات**</w:t>
       </w:r>
     </w:p>
     <w:p>
@@ -2723,7 +2876,7 @@
           <w:b w:val="0"/>
           <w:sz w:val="24"/>
         </w:rPr>
-        <w:t>تم تطبيق اختبار T-Test على المتغيرات لتحديد الفروق بين المجموعتين (نظام ERP ذو قيمة عالية ونظام ERP ذو قيمة منخفضة). النتائج هي:</w:t>
+        <w:t>توصي هذه الدراسة بضرورة استخدام نظم ERP في أعمال الشركات، ويعزز من جودة المعلومات المحاسبية. يُعتبر استخدام هذه النظم ضروريًا لتحسين أداء الأعمال وتحقيق الربح.</w:t>
       </w:r>
     </w:p>
     <w:p>
@@ -2736,9 +2889,19 @@
           <w:color w:val="4686AB"/>
           <w:sz w:val="22"/>
         </w:rPr>
-        <w:t>* μ = 3.41، SD = 1.21</w:t>
-        <w:br/>
-        <w:t>* تباين: 4.20، p-القيمة &lt; 0.01</w:t>
+        <w:t>**المحدودات**</w:t>
+      </w:r>
+    </w:p>
+    <w:p>
+      <w:pPr>
+        <w:jc w:val="right"/>
+      </w:pPr>
+      <w:r>
+        <w:rPr>
+          <w:b w:val="0"/>
+          <w:sz w:val="24"/>
+        </w:rPr>
+        <w:t>تتمثل المحدودات الرئيسية لهذه الدراسة في محدوديتها الجغرافية والديموغرافية. تظهر البيانات أن العينة غير متنوعة، ويعزى ذلك إلى محدودية الاستطلاع.</w:t>
       </w:r>
     </w:p>
     <w:p>
@@ -2751,7 +2914,7 @@
           <w:color w:val="4686AB"/>
           <w:sz w:val="22"/>
         </w:rPr>
-        <w:t>### المحور الثاني: تأثير مستوى الخبرة في استخدام نظم ERP</w:t>
+        <w:t>**الاستنتاج**</w:t>
       </w:r>
     </w:p>
     <w:p>
@@ -2763,195 +2926,7 @@
           <w:b w:val="0"/>
           <w:sz w:val="24"/>
         </w:rPr>
-        <w:t>تم تطبيق اختبار T-Test على المتغيرات لتحديد الفروق بين المجموعتين (مستوى خبرة عالٍ ومستوى خبرة منخفض). النتائج هي:</w:t>
-      </w:r>
-    </w:p>
-    <w:p>
-      <w:pPr>
-        <w:jc w:val="right"/>
-      </w:pPr>
-      <w:r>
-        <w:rPr>
-          <w:b/>
-          <w:color w:val="4686AB"/>
-          <w:sz w:val="22"/>
-        </w:rPr>
-        <w:t>* μ = 3.85، SD = 1.03</w:t>
-        <w:br/>
-        <w:t>* تباين: 3.41، p-القيمة &lt; 0.01</w:t>
-      </w:r>
-    </w:p>
-    <w:p>
-      <w:pPr>
-        <w:jc w:val="right"/>
-      </w:pPr>
-      <w:r>
-        <w:rPr>
-          <w:b/>
-          <w:color w:val="4686AB"/>
-          <w:sz w:val="22"/>
-        </w:rPr>
-        <w:t>### المحور الثالث: تأثير مستوى التعليم</w:t>
-      </w:r>
-    </w:p>
-    <w:p>
-      <w:pPr>
-        <w:jc w:val="right"/>
-      </w:pPr>
-      <w:r>
-        <w:rPr>
-          <w:b w:val="0"/>
-          <w:sz w:val="24"/>
-        </w:rPr>
-        <w:t>تم تطبيق اختبار T-Test على المتغيرات لتحديد الفروق بين المجموعتين (مستوى تعليم عالٍ ومستوى تعليم منخفض). النتائج هي:</w:t>
-      </w:r>
-    </w:p>
-    <w:p>
-      <w:pPr>
-        <w:jc w:val="right"/>
-      </w:pPr>
-      <w:r>
-        <w:rPr>
-          <w:b/>
-          <w:color w:val="4686AB"/>
-          <w:sz w:val="22"/>
-        </w:rPr>
-        <w:t>* μ = 3.92، SD = 1.01</w:t>
-        <w:br/>
-        <w:t>* تباين: 2.61، p-القيمة &lt; 0.01</w:t>
-      </w:r>
-    </w:p>
-    <w:p>
-      <w:pPr>
-        <w:jc w:val="right"/>
-      </w:pPr>
-      <w:r>
-        <w:rPr>
-          <w:b w:val="0"/>
-          <w:sz w:val="24"/>
-        </w:rPr>
-        <w:t>### المحور الرابع: تأثير عدد سنوات الخبرة في استخدام نظم ERP</w:t>
-      </w:r>
-    </w:p>
-    <w:p>
-      <w:pPr>
-        <w:jc w:val="right"/>
-      </w:pPr>
-      <w:r>
-        <w:rPr>
-          <w:b w:val="0"/>
-          <w:sz w:val="24"/>
-        </w:rPr>
-        <w:t>تم تطبيق اختبار T-Test على المتغيرات لتحديد الفروق بين المجموعتين (سنة واحدة إلى خمس سنوات وست سنوات أو أكثر). النتائج هي:</w:t>
-      </w:r>
-    </w:p>
-    <w:p>
-      <w:pPr>
-        <w:jc w:val="right"/>
-      </w:pPr>
-      <w:r>
-        <w:rPr>
-          <w:b/>
-          <w:color w:val="4686AB"/>
-          <w:sz w:val="22"/>
-        </w:rPr>
-        <w:t>* μ = 3.78، SD = 1.05</w:t>
-        <w:br/>
-        <w:t>* تباين: 2.61، p-القيمة &lt; 0.01</w:t>
-      </w:r>
-    </w:p>
-    <w:p>
-      <w:pPr>
-        <w:jc w:val="right"/>
-      </w:pPr>
-      <w:r>
-        <w:rPr>
-          <w:b/>
-          <w:color w:val="4686AB"/>
-          <w:sz w:val="22"/>
-        </w:rPr>
-        <w:t>### المحور الخامس: تأثير COVID-19 على استخدام نظم ERP</w:t>
-      </w:r>
-    </w:p>
-    <w:p>
-      <w:pPr>
-        <w:jc w:val="right"/>
-      </w:pPr>
-      <w:r>
-        <w:rPr>
-          <w:b w:val="0"/>
-          <w:sz w:val="24"/>
-        </w:rPr>
-        <w:t>تم تطبيق اختبار T-Test على المتغيرات لتحديد الفروق بين المجموعتين (تأثير كبير وتأثير ضئيل). النتائج هي:</w:t>
-      </w:r>
-    </w:p>
-    <w:p>
-      <w:pPr>
-        <w:jc w:val="right"/>
-      </w:pPr>
-      <w:r>
-        <w:rPr>
-          <w:b/>
-          <w:color w:val="4686AB"/>
-          <w:sz w:val="22"/>
-        </w:rPr>
-        <w:t>* μ = 3.92، SD = 1.01</w:t>
-        <w:br/>
-        <w:t>* تباين: 4.20، p-القيمة &lt; 0.01</w:t>
-      </w:r>
-    </w:p>
-    <w:p>
-      <w:pPr>
-        <w:jc w:val="right"/>
-      </w:pPr>
-      <w:r>
-        <w:rPr>
-          <w:b/>
-          <w:color w:val="4686AB"/>
-          <w:sz w:val="22"/>
-        </w:rPr>
-        <w:t>**خلاصة**</w:t>
-      </w:r>
-    </w:p>
-    <w:p>
-      <w:pPr>
-        <w:jc w:val="right"/>
-      </w:pPr>
-      <w:r>
-        <w:rPr>
-          <w:b w:val="0"/>
-          <w:sz w:val="24"/>
-        </w:rPr>
-        <w:t>تم تحليل تأثير نظم ERP على جودة المعلومات المحاسبية في هذه الدراسة. النتائج تشير إلى أن نظم ERP ذو قيمة عالية ومستوى خبرة عالٍ ومستوى تعليم عالٍ يؤدي إلى جودة معلومات محاسبية أفضل. كما تشير النتائج إلى تأثير كبير لCOVID-19 على استخدام نظم ERP.</w:t>
-      </w:r>
-    </w:p>
-    <w:p>
-      <w:pPr>
-        <w:jc w:val="right"/>
-      </w:pPr>
-      <w:r>
-        <w:rPr>
-          <w:b/>
-          <w:color w:val="4686AB"/>
-          <w:sz w:val="22"/>
-        </w:rPr>
-        <w:t>**توصيات**</w:t>
-      </w:r>
-    </w:p>
-    <w:p>
-      <w:pPr>
-        <w:jc w:val="right"/>
-      </w:pPr>
-      <w:r>
-        <w:rPr>
-          <w:b w:val="0"/>
-          <w:sz w:val="24"/>
-        </w:rPr>
-        <w:t>* يجب على المنظمات تحديد نظام ERP ذو قيمة عالية ومستوى خبرة عالٍ ومستوى تعليم عالٍ.</w:t>
-        <w:br/>
-        <w:t>* يجب على المنظمات تطبيق تدابير لتحسين جودة المعلومات المحاسبية.</w:t>
-        <w:br/>
-        <w:t>* يجب على المنظمات الاستعداد لمواجهة تأثير COVID-19 على استخدام نظم ERP.</w:t>
+        <w:t>تظهر هذه الدراسة أن نظم ERP لها تأثير إيجابي على جودة المعلومات المحاسبية. يُعتبر استخدام هذه النظم ضروريًا في أعمال الشركات، ويعزز من جودة المعلومات المحاسبية. تتوافق هذه النتائج مع الدراسات السابقة التي أشارت إلى أن نظم ERP لها تأثير إيجابي على أداء الأعمال.</w:t>
       </w:r>
     </w:p>
     <w:sectPr>
